--- a/MHS Wellness Center App - PRD.docx
+++ b/MHS Wellness Center App - PRD.docx
@@ -36,7 +36,7 @@
           <w:i/>
           <w:sz w:val="20"/>
         </w:rPr>
-        <w:t>Version 1.0  ·  25 August 2026  ·  Prepared for MHS Tech / IT</w:t>
+        <w:t>Version 1.1  ·  25 August 2026  ·  Prepared for MHS Tech / IT</w:t>
       </w:r>
     </w:p>
     <w:p/>
@@ -190,6 +190,28 @@
       </w:tr>
     </w:tbl>
     <w:p/>
+    <w:p>
+      <w:r>
+        <w:br w:type="page"/>
+      </w:r>
+    </w:p>
+    <w:p>
+      <w:r>
+        <w:rPr>
+          <w:b/>
+          <w:color w:val="0F6E52"/>
+          <w:sz w:val="32"/>
+        </w:rPr>
+        <w:t>Table of Contents</w:t>
+      </w:r>
+    </w:p>
+    <w:p>
+      <w:fldSimple w:instr="TOC \o &quot;1-2&quot; \h \z \u">
+        <w:r>
+          <w:t>Right-click and choose Update Field to refresh the table of contents.</w:t>
+        </w:r>
+      </w:fldSimple>
+    </w:p>
     <w:p>
       <w:r>
         <w:br w:type="page"/>
